--- a/webapp/templates/TOTRINH/08_Mau_Van_ban_phe_duyet_kem_Quyet_dinh.docx
+++ b/webapp/templates/TOTRINH/08_Mau_Van_ban_phe_duyet_kem_Quyet_dinh.docx
@@ -670,37 +670,7 @@
         </w:rPr>
       </w:pPr>
       <w:r>
-        <w:rPr>
-          <w:rFonts w:ascii="Times New Roman" w:hAnsi="Times New Roman"/>
-        </w:rPr>
-        <w:t xml:space="preserve">............................ </w:t>
-      </w:r>
-      <w:r>
-        <w:rPr>
-          <w:rFonts w:ascii="Times New Roman" w:hAnsi="Times New Roman"/>
-          <w:sz w:val="24"/>
-        </w:rPr>
-        <w:t>(</w:t>
-      </w:r>
-      <w:r>
-        <w:rPr>
-          <w:rFonts w:ascii="Times New Roman" w:hAnsi="Times New Roman"/>
-          <w:sz w:val="24"/>
-        </w:rPr>
-        <w:t>3</w:t>
-      </w:r>
-      <w:r>
-        <w:rPr>
-          <w:rFonts w:ascii="Times New Roman" w:hAnsi="Times New Roman"/>
-          <w:sz w:val="24"/>
-        </w:rPr>
-        <w:t xml:space="preserve">) </w:t>
-      </w:r>
-      <w:r>
-        <w:rPr>
-          <w:rFonts w:ascii="Times New Roman" w:hAnsi="Times New Roman"/>
-        </w:rPr>
-        <w:t>.............................</w:t>
+        <w:t>(TITLE)</w:t>
       </w:r>
     </w:p>
     <w:p>
@@ -1467,11 +1437,7 @@
               </w:rPr>
             </w:pPr>
             <w:r>
-              <w:rPr>
-                <w:rFonts w:ascii="Times New Roman" w:hAnsi="Times New Roman"/>
-                <w:sz w:val="22"/>
-              </w:rPr>
-              <w:t>(3) Trích yếu nội dung của văn bản (chữ thường, đứng, đậm).</w:t>
+              <w:t>(TITLE)</w:t>
             </w:r>
           </w:p>
           <w:p>
